--- a/ДикевичЕА_ОКС_ПИ261_ЛР04.docx
+++ b/ДикевичЕА_ОКС_ПИ261_ЛР04.docx
@@ -973,18 +973,7 @@
           <w:szCs w:val="28"/>
           <w:u w:val="single"/>
         </w:rPr>
-        <w:t>МОНИТОРИНГ</w:t>
-      </w:r>
-      <w:r>
-        <w:rPr>
-          <w:rFonts w:ascii="Times New Roman" w:eastAsiaTheme="minorEastAsia" w:hAnsi="Times New Roman" w:cs="Times New Roman"/>
-          <w:b/>
-          <w:bCs/>
-          <w:sz w:val="28"/>
-          <w:szCs w:val="28"/>
-          <w:u w:val="single"/>
-        </w:rPr>
-        <w:t xml:space="preserve"> S.M.A.R.T.</w:t>
+        <w:t>МОНИТОРИНГ S.M.A.R.T.</w:t>
       </w:r>
     </w:p>
     <w:p>
@@ -1392,18 +1381,8 @@
           <w:szCs w:val="28"/>
           <w:lang w:val="ru-RU"/>
         </w:rPr>
-        <w:t>п</w:t>
-      </w:r>
-      <w:proofErr w:type="spellStart"/>
-      <w:r>
-        <w:rPr>
-          <w:rFonts w:ascii="Times New Roman" w:hAnsi="Times New Roman" w:cs="Times New Roman"/>
-          <w:sz w:val="28"/>
-          <w:szCs w:val="28"/>
-        </w:rPr>
-        <w:t>ервые</w:t>
-      </w:r>
-      <w:proofErr w:type="spellEnd"/>
+        <w:t>первые</w:t>
+      </w:r>
       <w:r>
         <w:rPr>
           <w:rFonts w:ascii="Times New Roman" w:hAnsi="Times New Roman" w:cs="Times New Roman"/>
@@ -1444,45 +1423,26 @@
           <w:sz w:val="28"/>
           <w:szCs w:val="28"/>
         </w:rPr>
-        <w:t xml:space="preserve">указывают на семейство клиентских SSD </w:t>
-      </w:r>
-      <w:proofErr w:type="spellStart"/>
-      <w:r>
-        <w:rPr>
-          <w:rFonts w:ascii="Times New Roman" w:hAnsi="Times New Roman" w:cs="Times New Roman"/>
-          <w:sz w:val="28"/>
-          <w:szCs w:val="28"/>
-        </w:rPr>
-        <w:t>Micron</w:t>
-      </w:r>
-      <w:proofErr w:type="spellEnd"/>
-      <w:r>
-        <w:rPr>
-          <w:rFonts w:ascii="Times New Roman" w:hAnsi="Times New Roman" w:cs="Times New Roman"/>
-          <w:sz w:val="28"/>
-          <w:szCs w:val="28"/>
-        </w:rPr>
-        <w:t xml:space="preserve"> 2400 / 2450</w:t>
-      </w:r>
-      <w:r>
-        <w:rPr>
-          <w:rFonts w:ascii="Times New Roman" w:hAnsi="Times New Roman" w:cs="Times New Roman"/>
-          <w:sz w:val="28"/>
-          <w:szCs w:val="28"/>
-          <w:lang w:val="ru-RU"/>
-        </w:rPr>
-        <w:t>, а д</w:t>
-      </w:r>
-      <w:proofErr w:type="spellStart"/>
-      <w:r>
-        <w:rPr>
-          <w:rFonts w:ascii="Times New Roman" w:hAnsi="Times New Roman" w:cs="Times New Roman"/>
-          <w:sz w:val="28"/>
-          <w:szCs w:val="28"/>
-        </w:rPr>
-        <w:t>анная</w:t>
-      </w:r>
-      <w:proofErr w:type="spellEnd"/>
+        <w:t>указывают на семейство клиентских SSD Micron 2400 / 2450</w:t>
+      </w:r>
+      <w:r>
+        <w:rPr>
+          <w:rFonts w:ascii="Times New Roman" w:hAnsi="Times New Roman" w:cs="Times New Roman"/>
+          <w:sz w:val="28"/>
+          <w:szCs w:val="28"/>
+          <w:lang w:val="ru-RU"/>
+        </w:rPr>
+        <w:t xml:space="preserve">, а </w:t>
+      </w:r>
+      <w:r>
+        <w:rPr>
+          <w:rFonts w:ascii="Times New Roman" w:hAnsi="Times New Roman" w:cs="Times New Roman"/>
+          <w:sz w:val="28"/>
+          <w:szCs w:val="28"/>
+          <w:lang w:val="ru-RU"/>
+        </w:rPr>
+        <w:t>данная</w:t>
+      </w:r>
       <w:r>
         <w:rPr>
           <w:rFonts w:ascii="Times New Roman" w:hAnsi="Times New Roman" w:cs="Times New Roman"/>
@@ -1491,16 +1451,15 @@
         </w:rPr>
         <w:t xml:space="preserve"> серия накопителей выпускается производителем исключительно в виде </w:t>
       </w:r>
-      <w:proofErr w:type="spellStart"/>
-      <w:r>
-        <w:rPr>
-          <w:rFonts w:ascii="Times New Roman" w:hAnsi="Times New Roman" w:cs="Times New Roman"/>
-          <w:sz w:val="28"/>
-          <w:szCs w:val="28"/>
+      <w:r>
+        <w:rPr>
+          <w:rFonts w:ascii="Times New Roman" w:hAnsi="Times New Roman" w:cs="Times New Roman"/>
+          <w:sz w:val="28"/>
+          <w:szCs w:val="28"/>
+          <w:lang w:val="ru-RU"/>
         </w:rPr>
         <w:t>бескорпусных</w:t>
       </w:r>
-      <w:proofErr w:type="spellEnd"/>
       <w:r>
         <w:rPr>
           <w:rFonts w:ascii="Times New Roman" w:hAnsi="Times New Roman" w:cs="Times New Roman"/>
@@ -3072,25 +3031,7 @@
           <w:szCs w:val="28"/>
           <w:lang w:val="ru-RU"/>
         </w:rPr>
-        <w:t xml:space="preserve">Перенос крупных </w:t>
-      </w:r>
-      <w:r>
-        <w:rPr>
-          <w:rFonts w:ascii="Times New Roman" w:eastAsiaTheme="minorEastAsia" w:hAnsi="Times New Roman" w:cs="Times New Roman"/>
-          <w:sz w:val="28"/>
-          <w:szCs w:val="28"/>
-          <w:lang w:val="ru-RU"/>
-        </w:rPr>
-        <w:t>медиабиблиотек</w:t>
-      </w:r>
-      <w:r>
-        <w:rPr>
-          <w:rFonts w:ascii="Times New Roman" w:eastAsiaTheme="minorEastAsia" w:hAnsi="Times New Roman" w:cs="Times New Roman"/>
-          <w:sz w:val="28"/>
-          <w:szCs w:val="28"/>
-          <w:lang w:val="ru-RU"/>
-        </w:rPr>
-        <w:t>: копирование цельных больших файлов, таких как образы дисков, объемные базы данных или архивы с одного быстрого накопителя на другой.</w:t>
+        <w:t>Перенос крупных медиабиблиотек: копирование цельных больших файлов, таких как образы дисков, объемные базы данных или архивы с одного быстрого накопителя на другой.</w:t>
       </w:r>
     </w:p>
     <w:p>
@@ -4283,40 +4224,29 @@
           <w:szCs w:val="28"/>
           <w:lang w:val="ru-RU"/>
         </w:rPr>
-        <w:t>Альтернатива для SSD</w:t>
-      </w:r>
-      <w:r>
-        <w:rPr>
-          <w:rFonts w:ascii="Times New Roman" w:eastAsiaTheme="minorEastAsia" w:hAnsi="Times New Roman" w:cs="Times New Roman"/>
-          <w:b/>
-          <w:bCs/>
-          <w:sz w:val="28"/>
-          <w:szCs w:val="28"/>
-          <w:lang w:val="ru-RU"/>
-        </w:rPr>
-        <w:t xml:space="preserve"> —</w:t>
-      </w:r>
-      <w:r>
-        <w:rPr>
-          <w:rFonts w:ascii="Times New Roman" w:eastAsiaTheme="minorEastAsia" w:hAnsi="Times New Roman" w:cs="Times New Roman"/>
-          <w:b/>
-          <w:bCs/>
-          <w:sz w:val="28"/>
-          <w:szCs w:val="28"/>
-          <w:lang w:val="ru-RU"/>
-        </w:rPr>
-        <w:t xml:space="preserve"> Команда TRIM</w:t>
-      </w:r>
-      <w:r>
-        <w:rPr>
-          <w:rFonts w:ascii="Times New Roman" w:eastAsiaTheme="minorEastAsia" w:hAnsi="Times New Roman" w:cs="Times New Roman"/>
-          <w:b/>
-          <w:bCs/>
-          <w:sz w:val="28"/>
-          <w:szCs w:val="28"/>
-          <w:lang w:val="ru-RU"/>
-        </w:rPr>
-        <w:t>:</w:t>
+        <w:t xml:space="preserve">Альтернатива — </w:t>
+      </w:r>
+      <w:r>
+        <w:rPr>
+          <w:rFonts w:ascii="Times New Roman" w:eastAsiaTheme="minorEastAsia" w:hAnsi="Times New Roman" w:cs="Times New Roman"/>
+          <w:b/>
+          <w:bCs/>
+          <w:sz w:val="28"/>
+          <w:szCs w:val="28"/>
+          <w:lang w:val="ru-RU"/>
+        </w:rPr>
+        <w:t>к</w:t>
+      </w:r>
+      <w:r>
+        <w:rPr>
+          <w:rFonts w:ascii="Times New Roman" w:eastAsiaTheme="minorEastAsia" w:hAnsi="Times New Roman" w:cs="Times New Roman"/>
+          <w:b/>
+          <w:bCs/>
+          <w:sz w:val="28"/>
+          <w:szCs w:val="28"/>
+          <w:lang w:val="ru-RU"/>
+        </w:rPr>
+        <w:t>оманда TRIM:</w:t>
       </w:r>
     </w:p>
     <w:p>
@@ -7245,6 +7175,7 @@
   <w:style w:type="character" w:default="1" w:styleId="a0">
     <w:name w:val="Default Paragraph Font"/>
     <w:uiPriority w:val="1"/>
+    <w:semiHidden/>
     <w:unhideWhenUsed/>
   </w:style>
   <w:style w:type="table" w:default="1" w:styleId="a1">
